--- a/artifacts/HR-03/build/draft-feedback-ca-001-program-manager.docx
+++ b/artifacts/HR-03/build/draft-feedback-ca-001-program-manager.docx
@@ -143,7 +143,7 @@
         </w:numPr>
       </w:pPr>
       <w:r>
-        <w:t xml:space="preserve">On the three dependencies the plan owes, she asked first whether any of them is asked for anywhere earlier in it, and moved the acceptance testers on being told they are listed only in that section.</w:t>
+        <w:t xml:space="preserve">On the three dependencies the plan owes, she asked first whether any of them is asked for anywhere earlier in it, and moved the acceptance testers on being told they appear only in that section.</w:t>
       </w:r>
     </w:p>
     <w:p>
